--- a/documenten/AcceptatieTesten 3.0.docx
+++ b/documenten/AcceptatieTesten 3.0.docx
@@ -4316,7 +4316,7 @@
                 <w:noProof/>
                 <w:webHidden/>
               </w:rPr>
-              <w:t>1</w:t>
+              <w:t>3</w:t>
             </w:r>
             <w:r>
               <w:rPr>
@@ -4386,7 +4386,7 @@
                 <w:noProof/>
                 <w:webHidden/>
               </w:rPr>
-              <w:t>1</w:t>
+              <w:t>3</w:t>
             </w:r>
             <w:r>
               <w:rPr>
@@ -4456,7 +4456,7 @@
                 <w:noProof/>
                 <w:webHidden/>
               </w:rPr>
-              <w:t>1</w:t>
+              <w:t>3</w:t>
             </w:r>
             <w:r>
               <w:rPr>
@@ -4526,7 +4526,7 @@
                 <w:noProof/>
                 <w:webHidden/>
               </w:rPr>
-              <w:t>1</w:t>
+              <w:t>3</w:t>
             </w:r>
             <w:r>
               <w:rPr>
@@ -4596,7 +4596,7 @@
                 <w:noProof/>
                 <w:webHidden/>
               </w:rPr>
-              <w:t>1</w:t>
+              <w:t>3</w:t>
             </w:r>
             <w:r>
               <w:rPr>
@@ -4666,7 +4666,7 @@
                 <w:noProof/>
                 <w:webHidden/>
               </w:rPr>
-              <w:t>2</w:t>
+              <w:t>4</w:t>
             </w:r>
             <w:r>
               <w:rPr>
@@ -4736,7 +4736,7 @@
                 <w:noProof/>
                 <w:webHidden/>
               </w:rPr>
-              <w:t>2</w:t>
+              <w:t>4</w:t>
             </w:r>
             <w:r>
               <w:rPr>
@@ -4806,7 +4806,7 @@
                 <w:noProof/>
                 <w:webHidden/>
               </w:rPr>
-              <w:t>2</w:t>
+              <w:t>4</w:t>
             </w:r>
             <w:r>
               <w:rPr>
@@ -4876,7 +4876,7 @@
                 <w:noProof/>
                 <w:webHidden/>
               </w:rPr>
-              <w:t>2</w:t>
+              <w:t>4</w:t>
             </w:r>
             <w:r>
               <w:rPr>
@@ -4946,7 +4946,7 @@
                 <w:noProof/>
                 <w:webHidden/>
               </w:rPr>
-              <w:t>2</w:t>
+              <w:t>4</w:t>
             </w:r>
             <w:r>
               <w:rPr>
@@ -5016,7 +5016,7 @@
                 <w:noProof/>
                 <w:webHidden/>
               </w:rPr>
-              <w:t>2</w:t>
+              <w:t>4</w:t>
             </w:r>
             <w:r>
               <w:rPr>
@@ -5086,7 +5086,7 @@
                 <w:noProof/>
                 <w:webHidden/>
               </w:rPr>
-              <w:t>3</w:t>
+              <w:t>5</w:t>
             </w:r>
             <w:r>
               <w:rPr>
@@ -5156,7 +5156,7 @@
                 <w:noProof/>
                 <w:webHidden/>
               </w:rPr>
-              <w:t>3</w:t>
+              <w:t>5</w:t>
             </w:r>
             <w:r>
               <w:rPr>
@@ -5226,7 +5226,7 @@
                 <w:noProof/>
                 <w:webHidden/>
               </w:rPr>
-              <w:t>3</w:t>
+              <w:t>5</w:t>
             </w:r>
             <w:r>
               <w:rPr>
@@ -5296,7 +5296,7 @@
                 <w:noProof/>
                 <w:webHidden/>
               </w:rPr>
-              <w:t>3</w:t>
+              <w:t>5</w:t>
             </w:r>
             <w:r>
               <w:rPr>
@@ -5366,7 +5366,7 @@
                 <w:noProof/>
                 <w:webHidden/>
               </w:rPr>
-              <w:t>3</w:t>
+              <w:t>5</w:t>
             </w:r>
             <w:r>
               <w:rPr>
@@ -5436,7 +5436,7 @@
                 <w:noProof/>
                 <w:webHidden/>
               </w:rPr>
-              <w:t>3</w:t>
+              <w:t>5</w:t>
             </w:r>
             <w:r>
               <w:rPr>
@@ -5506,7 +5506,7 @@
                 <w:noProof/>
                 <w:webHidden/>
               </w:rPr>
-              <w:t>4</w:t>
+              <w:t>6</w:t>
             </w:r>
             <w:r>
               <w:rPr>
@@ -5576,7 +5576,7 @@
                 <w:noProof/>
                 <w:webHidden/>
               </w:rPr>
-              <w:t>4</w:t>
+              <w:t>6</w:t>
             </w:r>
             <w:r>
               <w:rPr>
@@ -5646,7 +5646,7 @@
                 <w:noProof/>
                 <w:webHidden/>
               </w:rPr>
-              <w:t>4</w:t>
+              <w:t>6</w:t>
             </w:r>
             <w:r>
               <w:rPr>
@@ -5716,7 +5716,7 @@
                 <w:noProof/>
                 <w:webHidden/>
               </w:rPr>
-              <w:t>4</w:t>
+              <w:t>6</w:t>
             </w:r>
             <w:r>
               <w:rPr>
@@ -5786,7 +5786,7 @@
                 <w:noProof/>
                 <w:webHidden/>
               </w:rPr>
-              <w:t>4</w:t>
+              <w:t>6</w:t>
             </w:r>
             <w:r>
               <w:rPr>
@@ -5856,7 +5856,7 @@
                 <w:noProof/>
                 <w:webHidden/>
               </w:rPr>
-              <w:t>4</w:t>
+              <w:t>6</w:t>
             </w:r>
             <w:r>
               <w:rPr>
@@ -5926,7 +5926,7 @@
                 <w:noProof/>
                 <w:webHidden/>
               </w:rPr>
-              <w:t>5</w:t>
+              <w:t>7</w:t>
             </w:r>
             <w:r>
               <w:rPr>
@@ -5996,7 +5996,7 @@
                 <w:noProof/>
                 <w:webHidden/>
               </w:rPr>
-              <w:t>5</w:t>
+              <w:t>7</w:t>
             </w:r>
             <w:r>
               <w:rPr>
@@ -6066,7 +6066,7 @@
                 <w:noProof/>
                 <w:webHidden/>
               </w:rPr>
-              <w:t>5</w:t>
+              <w:t>7</w:t>
             </w:r>
             <w:r>
               <w:rPr>
@@ -6136,7 +6136,7 @@
                 <w:noProof/>
                 <w:webHidden/>
               </w:rPr>
-              <w:t>5</w:t>
+              <w:t>7</w:t>
             </w:r>
             <w:r>
               <w:rPr>
@@ -6206,7 +6206,7 @@
                 <w:noProof/>
                 <w:webHidden/>
               </w:rPr>
-              <w:t>5</w:t>
+              <w:t>7</w:t>
             </w:r>
             <w:r>
               <w:rPr>
@@ -6276,7 +6276,7 @@
                 <w:noProof/>
                 <w:webHidden/>
               </w:rPr>
-              <w:t>5</w:t>
+              <w:t>7</w:t>
             </w:r>
             <w:r>
               <w:rPr>
@@ -6346,7 +6346,7 @@
                 <w:noProof/>
                 <w:webHidden/>
               </w:rPr>
-              <w:t>6</w:t>
+              <w:t>8</w:t>
             </w:r>
             <w:r>
               <w:rPr>
@@ -6416,7 +6416,7 @@
                 <w:noProof/>
                 <w:webHidden/>
               </w:rPr>
-              <w:t>6</w:t>
+              <w:t>8</w:t>
             </w:r>
             <w:r>
               <w:rPr>
@@ -6486,7 +6486,7 @@
                 <w:noProof/>
                 <w:webHidden/>
               </w:rPr>
-              <w:t>6</w:t>
+              <w:t>8</w:t>
             </w:r>
             <w:r>
               <w:rPr>
@@ -6556,7 +6556,7 @@
                 <w:noProof/>
                 <w:webHidden/>
               </w:rPr>
-              <w:t>6</w:t>
+              <w:t>8</w:t>
             </w:r>
             <w:r>
               <w:rPr>
@@ -6626,7 +6626,7 @@
                 <w:noProof/>
                 <w:webHidden/>
               </w:rPr>
-              <w:t>6</w:t>
+              <w:t>8</w:t>
             </w:r>
             <w:r>
               <w:rPr>
@@ -6696,7 +6696,7 @@
                 <w:noProof/>
                 <w:webHidden/>
               </w:rPr>
-              <w:t>6</w:t>
+              <w:t>8</w:t>
             </w:r>
             <w:r>
               <w:rPr>
@@ -6766,7 +6766,7 @@
                 <w:noProof/>
                 <w:webHidden/>
               </w:rPr>
-              <w:t>7</w:t>
+              <w:t>9</w:t>
             </w:r>
             <w:r>
               <w:rPr>
@@ -6836,7 +6836,7 @@
                 <w:noProof/>
                 <w:webHidden/>
               </w:rPr>
-              <w:t>7</w:t>
+              <w:t>9</w:t>
             </w:r>
             <w:r>
               <w:rPr>
@@ -6906,7 +6906,7 @@
                 <w:noProof/>
                 <w:webHidden/>
               </w:rPr>
-              <w:t>7</w:t>
+              <w:t>9</w:t>
             </w:r>
             <w:r>
               <w:rPr>
@@ -6976,7 +6976,7 @@
                 <w:noProof/>
                 <w:webHidden/>
               </w:rPr>
-              <w:t>7</w:t>
+              <w:t>9</w:t>
             </w:r>
             <w:r>
               <w:rPr>
@@ -7046,7 +7046,7 @@
                 <w:noProof/>
                 <w:webHidden/>
               </w:rPr>
-              <w:t>7</w:t>
+              <w:t>9</w:t>
             </w:r>
             <w:r>
               <w:rPr>
@@ -7116,7 +7116,7 @@
                 <w:noProof/>
                 <w:webHidden/>
               </w:rPr>
-              <w:t>7</w:t>
+              <w:t>9</w:t>
             </w:r>
             <w:r>
               <w:rPr>
@@ -7186,7 +7186,7 @@
                 <w:noProof/>
                 <w:webHidden/>
               </w:rPr>
-              <w:t>8</w:t>
+              <w:t>10</w:t>
             </w:r>
             <w:r>
               <w:rPr>
@@ -7256,7 +7256,7 @@
                 <w:noProof/>
                 <w:webHidden/>
               </w:rPr>
-              <w:t>8</w:t>
+              <w:t>10</w:t>
             </w:r>
             <w:r>
               <w:rPr>
@@ -7326,7 +7326,7 @@
                 <w:noProof/>
                 <w:webHidden/>
               </w:rPr>
-              <w:t>8</w:t>
+              <w:t>10</w:t>
             </w:r>
             <w:r>
               <w:rPr>
@@ -7396,7 +7396,7 @@
                 <w:noProof/>
                 <w:webHidden/>
               </w:rPr>
-              <w:t>8</w:t>
+              <w:t>10</w:t>
             </w:r>
             <w:r>
               <w:rPr>
@@ -7466,7 +7466,7 @@
                 <w:noProof/>
                 <w:webHidden/>
               </w:rPr>
-              <w:t>8</w:t>
+              <w:t>10</w:t>
             </w:r>
             <w:r>
               <w:rPr>
@@ -7536,7 +7536,7 @@
                 <w:noProof/>
                 <w:webHidden/>
               </w:rPr>
-              <w:t>8</w:t>
+              <w:t>10</w:t>
             </w:r>
             <w:r>
               <w:rPr>
@@ -7606,7 +7606,7 @@
                 <w:noProof/>
                 <w:webHidden/>
               </w:rPr>
-              <w:t>9</w:t>
+              <w:t>11</w:t>
             </w:r>
             <w:r>
               <w:rPr>
@@ -7676,7 +7676,7 @@
                 <w:noProof/>
                 <w:webHidden/>
               </w:rPr>
-              <w:t>9</w:t>
+              <w:t>11</w:t>
             </w:r>
             <w:r>
               <w:rPr>
@@ -7746,7 +7746,7 @@
                 <w:noProof/>
                 <w:webHidden/>
               </w:rPr>
-              <w:t>9</w:t>
+              <w:t>11</w:t>
             </w:r>
             <w:r>
               <w:rPr>
@@ -7816,7 +7816,7 @@
                 <w:noProof/>
                 <w:webHidden/>
               </w:rPr>
-              <w:t>9</w:t>
+              <w:t>11</w:t>
             </w:r>
             <w:r>
               <w:rPr>
@@ -7886,7 +7886,7 @@
                 <w:noProof/>
                 <w:webHidden/>
               </w:rPr>
-              <w:t>9</w:t>
+              <w:t>11</w:t>
             </w:r>
             <w:r>
               <w:rPr>
@@ -7956,7 +7956,7 @@
                 <w:noProof/>
                 <w:webHidden/>
               </w:rPr>
-              <w:t>9</w:t>
+              <w:t>11</w:t>
             </w:r>
             <w:r>
               <w:rPr>
@@ -8026,7 +8026,7 @@
                 <w:noProof/>
                 <w:webHidden/>
               </w:rPr>
-              <w:t>10</w:t>
+              <w:t>12</w:t>
             </w:r>
             <w:r>
               <w:rPr>
@@ -8096,7 +8096,7 @@
                 <w:noProof/>
                 <w:webHidden/>
               </w:rPr>
-              <w:t>10</w:t>
+              <w:t>12</w:t>
             </w:r>
             <w:r>
               <w:rPr>
@@ -8166,7 +8166,7 @@
                 <w:noProof/>
                 <w:webHidden/>
               </w:rPr>
-              <w:t>10</w:t>
+              <w:t>12</w:t>
             </w:r>
             <w:r>
               <w:rPr>
@@ -8236,7 +8236,7 @@
                 <w:noProof/>
                 <w:webHidden/>
               </w:rPr>
-              <w:t>10</w:t>
+              <w:t>12</w:t>
             </w:r>
             <w:r>
               <w:rPr>
@@ -8306,7 +8306,7 @@
                 <w:noProof/>
                 <w:webHidden/>
               </w:rPr>
-              <w:t>10</w:t>
+              <w:t>12</w:t>
             </w:r>
             <w:r>
               <w:rPr>
@@ -8376,7 +8376,7 @@
                 <w:noProof/>
                 <w:webHidden/>
               </w:rPr>
-              <w:t>10</w:t>
+              <w:t>12</w:t>
             </w:r>
             <w:r>
               <w:rPr>
@@ -8446,7 +8446,7 @@
                 <w:noProof/>
                 <w:webHidden/>
               </w:rPr>
-              <w:t>11</w:t>
+              <w:t>13</w:t>
             </w:r>
             <w:r>
               <w:rPr>
@@ -8516,7 +8516,7 @@
                 <w:noProof/>
                 <w:webHidden/>
               </w:rPr>
-              <w:t>11</w:t>
+              <w:t>13</w:t>
             </w:r>
             <w:r>
               <w:rPr>
@@ -8586,7 +8586,7 @@
                 <w:noProof/>
                 <w:webHidden/>
               </w:rPr>
-              <w:t>11</w:t>
+              <w:t>13</w:t>
             </w:r>
             <w:r>
               <w:rPr>
@@ -8656,7 +8656,7 @@
                 <w:noProof/>
                 <w:webHidden/>
               </w:rPr>
-              <w:t>11</w:t>
+              <w:t>13</w:t>
             </w:r>
             <w:r>
               <w:rPr>
@@ -8726,7 +8726,7 @@
                 <w:noProof/>
                 <w:webHidden/>
               </w:rPr>
-              <w:t>11</w:t>
+              <w:t>13</w:t>
             </w:r>
             <w:r>
               <w:rPr>
@@ -8796,7 +8796,7 @@
                 <w:noProof/>
                 <w:webHidden/>
               </w:rPr>
-              <w:t>11</w:t>
+              <w:t>13</w:t>
             </w:r>
             <w:r>
               <w:rPr>
@@ -8866,7 +8866,7 @@
                 <w:noProof/>
                 <w:webHidden/>
               </w:rPr>
-              <w:t>12</w:t>
+              <w:t>14</w:t>
             </w:r>
             <w:r>
               <w:rPr>
@@ -8936,7 +8936,7 @@
                 <w:noProof/>
                 <w:webHidden/>
               </w:rPr>
-              <w:t>12</w:t>
+              <w:t>14</w:t>
             </w:r>
             <w:r>
               <w:rPr>
@@ -9006,7 +9006,7 @@
                 <w:noProof/>
                 <w:webHidden/>
               </w:rPr>
-              <w:t>12</w:t>
+              <w:t>14</w:t>
             </w:r>
             <w:r>
               <w:rPr>
@@ -9076,7 +9076,7 @@
                 <w:noProof/>
                 <w:webHidden/>
               </w:rPr>
-              <w:t>12</w:t>
+              <w:t>14</w:t>
             </w:r>
             <w:r>
               <w:rPr>
@@ -9146,7 +9146,7 @@
                 <w:noProof/>
                 <w:webHidden/>
               </w:rPr>
-              <w:t>12</w:t>
+              <w:t>14</w:t>
             </w:r>
             <w:r>
               <w:rPr>
@@ -9216,7 +9216,7 @@
                 <w:noProof/>
                 <w:webHidden/>
               </w:rPr>
-              <w:t>12</w:t>
+              <w:t>14</w:t>
             </w:r>
             <w:r>
               <w:rPr>
@@ -9286,7 +9286,7 @@
                 <w:noProof/>
                 <w:webHidden/>
               </w:rPr>
-              <w:t>13</w:t>
+              <w:t>15</w:t>
             </w:r>
             <w:r>
               <w:rPr>
@@ -9356,7 +9356,7 @@
                 <w:noProof/>
                 <w:webHidden/>
               </w:rPr>
-              <w:t>13</w:t>
+              <w:t>15</w:t>
             </w:r>
             <w:r>
               <w:rPr>
@@ -9426,7 +9426,7 @@
                 <w:noProof/>
                 <w:webHidden/>
               </w:rPr>
-              <w:t>13</w:t>
+              <w:t>15</w:t>
             </w:r>
             <w:r>
               <w:rPr>
@@ -9496,7 +9496,7 @@
                 <w:noProof/>
                 <w:webHidden/>
               </w:rPr>
-              <w:t>13</w:t>
+              <w:t>15</w:t>
             </w:r>
             <w:r>
               <w:rPr>
@@ -9566,7 +9566,7 @@
                 <w:noProof/>
                 <w:webHidden/>
               </w:rPr>
-              <w:t>13</w:t>
+              <w:t>15</w:t>
             </w:r>
             <w:r>
               <w:rPr>
@@ -9636,7 +9636,7 @@
                 <w:noProof/>
                 <w:webHidden/>
               </w:rPr>
-              <w:t>13</w:t>
+              <w:t>15</w:t>
             </w:r>
             <w:r>
               <w:rPr>
